--- a/ControlPlane_Business_Proposal.docx
+++ b/ControlPlane_Business_Proposal.docx
@@ -34,7 +34,7 @@
     </w:p>
     <w:p>
       <w:pPr>
-        <w:spacing w:after="400"/>
+        <w:spacing w:after="60"/>
       </w:pPr>
       <w:r>
         <w:rPr>
@@ -43,6 +43,21 @@
           <w:szCs w:val="22"/>
         </w:rPr>
         <w:t xml:space="preserve">Business Proposal — Round 2, Accenture Innovation Challenge 2026</w:t>
+      </w:r>
+    </w:p>
+    <w:p>
+      <w:pPr>
+        <w:spacing w:after="400"/>
+      </w:pPr>
+      <w:r>
+        <w:rPr>
+          <w:b/>
+          <w:bCs/>
+          <w:color w:val="5B6472"/>
+          <w:sz w:val="22"/>
+          <w:szCs w:val="22"/>
+        </w:rPr>
+        <w:t xml:space="preserve">Team Muffin</w:t>
       </w:r>
     </w:p>
     <w:p>
@@ -1300,6 +1315,23 @@
       </w:pPr>
       <w:r>
         <w:t xml:space="preserve">The accompanying prototype demonstrates the core detection-and-decision mechanism end-to-end on simulated data: three parallel detectors (grounding, cost anomaly, PII/policy), a weighted tiered decision engine, per-use-case configurable governance thresholds, an audit trail with human-override capture, and a metrics dashboard including a live false-positive/false-negative tradeoff simulator. See the repository README for the full mapping between each brief requirement and how the prototype addresses it, and for what would change between this proof-of-concept and a production build.</w:t>
+      </w:r>
+    </w:p>
+    <w:p>
+      <w:pPr>
+        <w:pStyle w:val="Heading1"/>
+        <w:spacing w:after="160" w:before="320"/>
+      </w:pPr>
+      <w:r>
+        <w:t xml:space="preserve">8. Submission</w:t>
+      </w:r>
+    </w:p>
+    <w:p>
+      <w:pPr>
+        <w:spacing w:after="120"/>
+      </w:pPr>
+      <w:r>
+        <w:t xml:space="preserve">Submitted by Team Muffin for Round 2 of the Accenture Innovation Challenge 2026, Problem Track 1: ControlPlane.ai.</w:t>
       </w:r>
     </w:p>
     <w:sectPr>

--- a/ControlPlane_Business_Proposal.docx
+++ b/ControlPlane_Business_Proposal.docx
@@ -74,7 +74,15 @@
         <w:spacing w:after="120"/>
       </w:pPr>
       <w:r>
-        <w:t xml:space="preserve">Enterprises now run generative AI across many concurrent use cases at once — customer-facing chatbots, internal employee copilots, and decision-support tools embedded in regulated workflows. Each carries a different risk signature depending on the model behind it, the data it draws on, and how its output gets used downstream.</w:t>
+        <w:t xml:space="preserve">Consider a retail bank running a customer-service AI assistant. A customer asks about their loan's interest rate, and the assistant confidently quotes the wrong figure — or worse, includes another customer's account details in its answer, pulled from a poorly-scoped retrieval step. Neither failure is hypothetical: they are the two failure modes this concept was built around from Round 1, and they generalize directly to the brief's broader framing below.</w:t>
+      </w:r>
+    </w:p>
+    <w:p>
+      <w:pPr>
+        <w:spacing w:after="120"/>
+      </w:pPr>
+      <w:r>
+        <w:t xml:space="preserve">Enterprises now run generative AI across many concurrent use cases at once — customer-facing chatbots like the one above, internal employee copilots, and decision-support tools embedded in regulated workflows. Each carries a different risk signature depending on the model behind it, the data it draws on, and how its output gets used downstream.</w:t>
       </w:r>
     </w:p>
     <w:p>
